--- a/IRARAH_antwortet_2eng.docx
+++ b/IRARAH_antwortet_2eng.docx
@@ -17,7 +17,7 @@
           <w:szCs w:val="36"/>
           <w:rtl w:val="0"/>
         </w:rPr>
-        <w:t xml:space="preserve">Paul Buy</w:t>
+        <w:t xml:space="preserve">Paul Koop</w:t>
       </w:r>
     </w:p>
     <w:p>
@@ -351,7 +351,7 @@
     </w:p>
     <w:sdt>
       <w:sdtPr>
-        <w:id w:val="-593541688"/>
+        <w:id w:val="1401536495"/>
         <w:docPartObj>
           <w:docPartGallery w:val="Table of Contents"/>
           <w:docPartUnique w:val="1"/>
